--- a/kit/Calibre_Service_Definition.docx
+++ b/kit/Calibre_Service_Definition.docx
@@ -472,7 +472,7 @@
                 <w:sz w:val="19"/>
                 <w:szCs w:val="19"/>
               </w:rPr>
-              <w:t xml:space="preserve">USD 5,500 fixed. 50% on criteria lock, 50% on delivery of the written Verdict.</w:t>
+              <w:t xml:space="preserve">USD 6,000 fixed. 50% on criteria lock, 50% on delivery of the written Verdict.</w:t>
             </w:r>
           </w:p>
         </w:tc>
@@ -2659,7 +2659,7 @@
                 <w:sz w:val="19"/>
                 <w:szCs w:val="19"/>
               </w:rPr>
-              <w:t xml:space="preserve">USD 5,500 fixed; 50% on criteria lock, 50% on delivery. Currency and confidentiality terms are confirmed in the signed engagement letter.</w:t>
+              <w:t xml:space="preserve">USD 6,000 fixed; 50% on criteria lock, 50% on delivery. Currency and confidentiality terms are confirmed in the signed engagement letter.</w:t>
             </w:r>
           </w:p>
         </w:tc>
